--- a/History/chapters/04 - Out of Africa - The Long Walk Across the World.docx
+++ b/History/chapters/04 - Out of Africa - The Long Walk Across the World.docx
@@ -126,7 +126,7 @@
         <w:spacing w:after="200"/>
       </w:pPr>
       <w:r>
-        <w:t xml:space="preserve">In the intervals between all this walking, humans made stone tools, hunted, presumably argued with the neighbors, and drew surprisingly good pictures on cave walls; the oldest figurative paintings yet dated, in caves in Indonesia, are more than forty thousand years old.</w:t>
+        <w:t xml:space="preserve">In the intervals between all this walking, humans made stone tools, hunted, presumably argued with the neighbors, and drew surprisingly good pictures on cave walls; the oldest figurative painting yet dated, a scene of people and a pig in a cave on the Indonesian island of Sulawesi, is at least 51,000 years old.</w:t>
       </w:r>
     </w:p>
     <w:p>
